--- a/docs/en/Open-Science-DIN-A5-EN.docx
+++ b/docs/en/Open-Science-DIN-A5-EN.docx
@@ -3005,7 +3005,7 @@
         <w:t xml:space="preserve"> </w:t>
       </w:r>
       <w:r>
-        <w:t xml:space="preserve">– that is, whether it has a valid claim to truth – depends, in replication research, on many factors beyond the way it was originally established. What were the results of the replication study? How many studies were conducted, and how varied were they? What exactly did the methods look like? What were the differences between the replications and the original study? While individual studies always yield some gain in knowledge (at the very least, whether a particular method is feasible</w:t>
+        <w:t xml:space="preserve">– that is, whether it has a valid claim to truth – depends, in replication research, on many factors beyond the way it was originally established. What were the results of the replication study? How many studies were conducted, and how varied were they? What exactly did the methods look like? What were the differences between the replications and the original study? While individual studies always yield some gain in knowledge, at the very least whether a particular method is feasible</w:t>
       </w:r>
       <w:r>
         <w:t xml:space="preserve"> </w:t>
@@ -3014,7 +3014,7 @@
         <w:t xml:space="preserve">(Sikorski &amp; Andreoletti, 2023)</w:t>
       </w:r>
       <w:r>
-        <w:t xml:space="preserve">), they can vary considerably depending on the field of research</w:t>
+        <w:t xml:space="preserve">, they can vary considerably depending on the field of research</w:t>
       </w:r>
       <w:r>
         <w:t xml:space="preserve"> </w:t>
@@ -6666,6 +6666,9 @@
           <w:t xml:space="preserve">www.youtube.com/watch?v=EqW7vP6dizU</w:t>
         </w:r>
       </w:hyperlink>
+      <w:r>
+        <w:t xml:space="preserve">.</w:t>
+      </w:r>
     </w:p>
     <w:p>
       <w:r>
@@ -9286,19 +9289,16 @@
               <w:t xml:space="preserve">(2018)</w:t>
             </w:r>
             <w:r>
+              <w:t xml:space="preserve">, and building on this, Sarstedt and Adler</w:t>
+            </w:r>
+            <w:r>
               <w:t xml:space="preserve"> </w:t>
             </w:r>
             <w:r>
-              <w:t xml:space="preserve">(and, building on this, Sarstedt and Adler</w:t>
-            </w:r>
-            <w:r>
-              <w:t xml:space="preserve"> </w:t>
-            </w:r>
-            <w:r>
               <w:t xml:space="preserve">(2023)</w:t>
             </w:r>
             <w:r>
-              <w:t xml:space="preserve">) self-mockingly proposed methods to make p-hacking even easier. On this website, users can generate random numbers within a desired range:</w:t>
+              <w:t xml:space="preserve">, self-mockingly proposed methods to make p-hacking even easier. On this website, users can generate random numbers within a desired range:</w:t>
             </w:r>
             <w:r>
               <w:t xml:space="preserve"> </w:t>
@@ -21841,16 +21841,16 @@
         </w:r>
       </w:hyperlink>
       <w:r>
-        <w:t xml:space="preserve">,</w:t>
-      </w:r>
-      <w:r>
-        <w:t xml:space="preserve"> </w:t>
-      </w:r>
-      <w:r>
-        <w:t xml:space="preserve">Richardson (2025)</w:t>
-      </w:r>
-      <w:r>
-        <w:t xml:space="preserve">).</w:t>
+        <w:t xml:space="preserve">)</w:t>
+      </w:r>
+      <w:r>
+        <w:t xml:space="preserve"> </w:t>
+      </w:r>
+      <w:r>
+        <w:t xml:space="preserve">(Richardson, 2025)</w:t>
+      </w:r>
+      <w:r>
+        <w:t xml:space="preserve">.</w:t>
       </w:r>
     </w:p>
     <w:bookmarkEnd w:id="432"/>

--- a/docs/en/Open-Science-DIN-A5-EN.docx
+++ b/docs/en/Open-Science-DIN-A5-EN.docx
@@ -825,7 +825,7 @@
       <w:r>
         <w:drawing>
           <wp:inline>
-            <wp:extent cx="5334000" cy="4493271"/>
+            <wp:extent cx="4693920" cy="3954078"/>
             <wp:effectExtent b="0" l="0" r="0" t="0"/>
             <wp:docPr descr="Facets of Open Science." title="" id="32" name="Picture"/>
             <a:graphic>
@@ -846,7 +846,7 @@
                   <pic:spPr bwMode="auto">
                     <a:xfrm>
                       <a:off x="0" y="0"/>
-                      <a:ext cx="5334000" cy="4493271"/>
+                      <a:ext cx="4693920" cy="3954078"/>
                     </a:xfrm>
                     <a:prstGeom prst="rect">
                       <a:avLst/>
@@ -4775,14 +4775,14 @@
             <w:r>
               <w:drawing>
                 <wp:inline>
-                  <wp:extent cx="5334000" cy="1988267"/>
+                  <wp:extent cx="5334000" cy="8334375"/>
                   <wp:effectExtent b="0" l="0" r="0" t="0"/>
                   <wp:docPr descr="" title="" id="89" name="Picture"/>
                   <a:graphic>
                     <a:graphicData uri="http://schemas.openxmlformats.org/drawingml/2006/picture">
                       <pic:pic>
                         <pic:nvPicPr>
-                          <pic:cNvPr descr="images/struktur.jpg" id="90" name="Picture"/>
+                          <pic:cNvPr descr="images/struktur.png" id="90" name="Picture"/>
                           <pic:cNvPicPr>
                             <a:picLocks noChangeArrowheads="1" noChangeAspect="1"/>
                           </pic:cNvPicPr>
@@ -4796,7 +4796,7 @@
                         <pic:spPr bwMode="auto">
                           <a:xfrm>
                             <a:off x="0" y="0"/>
-                            <a:ext cx="5334000" cy="1988267"/>
+                            <a:ext cx="5334000" cy="8334375"/>
                           </a:xfrm>
                           <a:prstGeom prst="rect">
                             <a:avLst/>
@@ -19913,12 +19913,21 @@
         <w:t xml:space="preserve">Topic-specific databases have become established, especially in psychology, that bring together all studies on a given topic, allowing studies to be searched and, sometimes, statistically summarized. Such summaries are often meta-analyses (studies of studies, or analyses of many studies’ results), and thanks to these databases, they are dynamic: studies can be filtered, the databases grow over time, and users can determine the analyses themselves. Because of the central role of statistical results, these databases hold great promise for cumulative science — that is, they make it easier for researchers to build on one another’s work. Besides their topics and functions, the databases also differ in how they collect results. Some come from individual researchers, while others arose through crowdsourcing, meaning that a group provides the database infrastructure and other researchers send in their data. This has the advantage that the work is shared, and contributors make their data more visible through publication in the database. The table below lists a number of topic-specific databases.</w:t>
       </w:r>
     </w:p>
+    <w:p>
+      <w:pPr>
+        <w:pStyle w:val="TableCaption"/>
+      </w:pPr>
+      <w:r>
+        <w:t xml:space="preserve">Selected meta-analysis and replication databases.</w:t>
+      </w:r>
+    </w:p>
     <w:tbl>
       <w:tblPr>
         <w:tblStyle w:val="Table"/>
         <w:tblW w:type="pct" w:w="5000"/>
         <w:tblLayout w:type="fixed"/>
         <w:tblLook w:firstRow="0" w:lastRow="0" w:firstColumn="0" w:lastColumn="0" w:noHBand="0" w:noVBand="0" w:val="0000"/>
+        <w:tblCaption w:val="Selected meta-analysis and replication databases."/>
       </w:tblPr>
       <w:tblGrid>
         <w:gridCol w:w="2640"/>
@@ -21621,7 +21630,7 @@
               <w:pStyle w:val="ImageCaption"/>
             </w:pPr>
             <w:r>
-              <w:t xml:space="preserve">Figure 10: Funnel plot for the relationship between math anxiety and math performance.</w:t>
+              <w:t xml:space="preserve">Figure 11: Funnel plot for the relationship between math anxiety and math performance.</w:t>
             </w:r>
           </w:p>
           <w:bookmarkEnd w:id="426"/>
@@ -22081,7 +22090,7 @@
               <w:pStyle w:val="ImageCaption"/>
             </w:pPr>
             <w:r>
-              <w:t xml:space="preserve">Figure 11: Width of confidence intervals as a function of correlation size for N = 250.</w:t>
+              <w:t xml:space="preserve">Figure 12: Width of confidence intervals as a function of correlation size for N = 250.</w:t>
             </w:r>
           </w:p>
           <w:bookmarkEnd w:id="438"/>
@@ -22875,7 +22884,7 @@
               <w:pStyle w:val="ImageCaption"/>
             </w:pPr>
             <w:r>
-              <w:t xml:space="preserve">Figure 12: Results of different analysis methods for a fixed, fictional dataset.</w:t>
+              <w:t xml:space="preserve">Figure 13: Results of different analysis methods for a fixed, fictional dataset.</w:t>
             </w:r>
           </w:p>
           <w:bookmarkEnd w:id="460"/>
@@ -25206,7 +25215,7 @@
               <w:pStyle w:val="ImageCaption"/>
             </w:pPr>
             <w:r>
-              <w:t xml:space="preserve">Figure 13: Preregistration fixes the path through the garden of forking paths in advance.</w:t>
+              <w:t xml:space="preserve">Figure 14: Preregistration fixes the path through the garden of forking paths in advance.</w:t>
             </w:r>
           </w:p>
           <w:bookmarkEnd w:id="503"/>

--- a/docs/en/Open-Science-DIN-A5-EN.docx
+++ b/docs/en/Open-Science-DIN-A5-EN.docx
@@ -1001,7 +1001,7 @@
       <w:r>
         <w:drawing>
           <wp:inline>
-            <wp:extent cx="4693920" cy="3954078"/>
+            <wp:extent cx="5334000" cy="4493271"/>
             <wp:effectExtent b="0" l="0" r="0" t="0"/>
             <wp:docPr descr="Facets of Open Science." title="" id="32" name="Picture"/>
             <a:graphic>
@@ -1022,7 +1022,7 @@
                   <pic:spPr bwMode="auto">
                     <a:xfrm>
                       <a:off x="0" y="0"/>
-                      <a:ext cx="4693920" cy="3954078"/>
+                      <a:ext cx="5334000" cy="4493271"/>
                     </a:xfrm>
                     <a:prstGeom prst="rect">
                       <a:avLst/>
